--- a/EX1.docx
+++ b/EX1.docx
@@ -660,6 +660,9 @@
     </w:p>
     <w:p>
       <w:r>
+        <w:rPr>
+          <w:noProof/>
+        </w:rPr>
         <w:drawing>
           <wp:inline distT="0" distB="0" distL="0" distR="0" wp14:anchorId="05CD9FA3" wp14:editId="12E2D999">
             <wp:extent cx="5799455" cy="3708400"/>
@@ -740,7 +743,10 @@
         <w:t xml:space="preserve">Khóa chính: </w:t>
       </w:r>
       <w:r>
-        <w:t xml:space="preserve">course_id </w:t>
+        <w:t>student</w:t>
+      </w:r>
+      <w:r>
+        <w:t xml:space="preserve">_id </w:t>
       </w:r>
     </w:p>
     <w:p/>
@@ -765,8 +771,66 @@
         </w:numPr>
       </w:pPr>
       <w:r>
-        <w:t xml:space="preserve">Khóa chính: </w:t>
-      </w:r>
+        <w:t>Khóa chính: instructor_id</w:t>
+      </w:r>
+    </w:p>
+    <w:p/>
+    <w:p>
+      <w:pPr>
+        <w:pStyle w:val="ListParagraph"/>
+        <w:numPr>
+          <w:ilvl w:val="0"/>
+          <w:numId w:val="1"/>
+        </w:numPr>
+      </w:pPr>
+      <w:r>
+        <w:t>Thực thể: Class_Section</w:t>
+      </w:r>
+    </w:p>
+    <w:p>
+      <w:pPr>
+        <w:pStyle w:val="ListParagraph"/>
+        <w:numPr>
+          <w:ilvl w:val="0"/>
+          <w:numId w:val="3"/>
+        </w:numPr>
+      </w:pPr>
+      <w:r>
+        <w:t>Khóa chính: class_section_id</w:t>
+      </w:r>
+    </w:p>
+    <w:p>
+      <w:pPr>
+        <w:pStyle w:val="ListParagraph"/>
+        <w:numPr>
+          <w:ilvl w:val="0"/>
+          <w:numId w:val="3"/>
+        </w:numPr>
+      </w:pPr>
+      <w:r>
+        <w:t xml:space="preserve">Khóa ngoại: </w:t>
+      </w:r>
+    </w:p>
+    <w:p>
+      <w:pPr>
+        <w:pStyle w:val="ListParagraph"/>
+        <w:numPr>
+          <w:ilvl w:val="0"/>
+          <w:numId w:val="8"/>
+        </w:numPr>
+      </w:pPr>
+      <w:r>
+        <w:t>course_id</w:t>
+      </w:r>
+    </w:p>
+    <w:p>
+      <w:pPr>
+        <w:pStyle w:val="ListParagraph"/>
+        <w:numPr>
+          <w:ilvl w:val="0"/>
+          <w:numId w:val="8"/>
+        </w:numPr>
+      </w:pPr>
       <w:r>
         <w:t>instructor_id</w:t>
       </w:r>
@@ -781,10 +845,7 @@
         </w:numPr>
       </w:pPr>
       <w:r>
-        <w:t xml:space="preserve">Thực thể: </w:t>
-      </w:r>
-      <w:r>
-        <w:t>Class_Section</w:t>
+        <w:t>Thực thể: Course</w:t>
       </w:r>
     </w:p>
     <w:p>
@@ -796,77 +857,7 @@
         </w:numPr>
       </w:pPr>
       <w:r>
-        <w:t xml:space="preserve">Khóa chính: </w:t>
-      </w:r>
-      <w:r>
-        <w:t>class_section_id</w:t>
-      </w:r>
-    </w:p>
-    <w:p>
-      <w:pPr>
-        <w:pStyle w:val="ListParagraph"/>
-        <w:numPr>
-          <w:ilvl w:val="0"/>
-          <w:numId w:val="3"/>
-        </w:numPr>
-      </w:pPr>
-      <w:r>
-        <w:t xml:space="preserve">Khóa ngoại: </w:t>
-      </w:r>
-    </w:p>
-    <w:p>
-      <w:pPr>
-        <w:pStyle w:val="ListParagraph"/>
-        <w:numPr>
-          <w:ilvl w:val="0"/>
-          <w:numId w:val="8"/>
-        </w:numPr>
-      </w:pPr>
-      <w:r>
-        <w:t>course_id</w:t>
-      </w:r>
-    </w:p>
-    <w:p>
-      <w:pPr>
-        <w:pStyle w:val="ListParagraph"/>
-        <w:numPr>
-          <w:ilvl w:val="0"/>
-          <w:numId w:val="8"/>
-        </w:numPr>
-      </w:pPr>
-      <w:r>
-        <w:t>instructor_id</w:t>
-      </w:r>
-    </w:p>
-    <w:p/>
-    <w:p>
-      <w:pPr>
-        <w:pStyle w:val="ListParagraph"/>
-        <w:numPr>
-          <w:ilvl w:val="0"/>
-          <w:numId w:val="1"/>
-        </w:numPr>
-      </w:pPr>
-      <w:r>
-        <w:t>Thực thể: Course</w:t>
-      </w:r>
-    </w:p>
-    <w:p>
-      <w:pPr>
-        <w:pStyle w:val="ListParagraph"/>
-        <w:numPr>
-          <w:ilvl w:val="0"/>
-          <w:numId w:val="3"/>
-        </w:numPr>
-      </w:pPr>
-      <w:r>
-        <w:t xml:space="preserve">Khóa chính: </w:t>
-      </w:r>
-      <w:r>
-        <w:t>course</w:t>
-      </w:r>
-      <w:r>
-        <w:t>_id</w:t>
+        <w:t>Khóa chính: course_id</w:t>
       </w:r>
     </w:p>
     <w:p/>
@@ -2490,6 +2481,7 @@
   <w:style w:type="character" w:default="1" w:styleId="DefaultParagraphFont">
     <w:name w:val="Default Paragraph Font"/>
     <w:uiPriority w:val="1"/>
+    <w:semiHidden/>
     <w:unhideWhenUsed/>
   </w:style>
   <w:style w:type="table" w:default="1" w:styleId="TableNormal">
